--- a/docs/5. Documentacion Modular/06_Tipo_Listas_Version_Cliente.docx
+++ b/docs/5. Documentacion Modular/06_Tipo_Listas_Version_Cliente.docx
@@ -13,7 +13,7 @@
           <w:color w:val="0B2545"/>
           <w:sz w:val="40"/>
         </w:rPr>
-        <w:t>Tipos de Listas de Cautela - Version Cliente</w:t>
+        <w:t>Tipos de Listas de Cautela - Versión Cliente</w:t>
       </w:r>
     </w:p>
     <w:p>
@@ -25,7 +25,7 @@
           <w:color w:val="5A5A5A"/>
           <w:sz w:val="22"/>
         </w:rPr>
-        <w:t>Guia funcional completa para uso, flujo, reglas, auditorias y capturas del modulo.</w:t>
+        <w:t>Guia funcional completa para uso, flujo, reglas, auditorias y capturas del módulo.</w:t>
       </w:r>
     </w:p>
     <w:tbl>
@@ -89,7 +89,7 @@
                 <w:b w:val="0"/>
                 <w:sz w:val="18"/>
               </w:rPr>
-              <w:t>Modulo</w:t>
+              <w:t>Módulo</w:t>
             </w:r>
           </w:p>
         </w:tc>
@@ -157,7 +157,7 @@
                 <w:b w:val="0"/>
                 <w:sz w:val="18"/>
               </w:rPr>
-              <w:t>Version</w:t>
+              <w:t>Versión</w:t>
             </w:r>
           </w:p>
         </w:tc>
@@ -241,7 +241,7 @@
                 <w:b w:val="0"/>
                 <w:sz w:val="18"/>
               </w:rPr>
-              <w:t>Version full generada en Word; lista para aprobacion del usuario.</w:t>
+              <w:t>Versión full generada en Word; lista para aprobación del usuario.</w:t>
             </w:r>
           </w:p>
         </w:tc>
@@ -259,7 +259,7 @@
                 <w:b w:val="0"/>
                 <w:sz w:val="18"/>
               </w:rPr>
-              <w:t>Aprobacion</w:t>
+              <w:t>Aprobación</w:t>
             </w:r>
           </w:p>
         </w:tc>
@@ -275,7 +275,7 @@
                 <w:b w:val="0"/>
                 <w:sz w:val="18"/>
               </w:rPr>
-              <w:t>Pendiente de revision/firma del usuario responsable.</w:t>
+              <w:t>Pendiente de revisión/firma del usuario responsable.</w:t>
             </w:r>
           </w:p>
         </w:tc>
@@ -326,7 +326,7 @@
     </w:p>
     <w:p>
       <w:r>
-        <w:t>Documentar el uso operativo del modulo Tipos de Listas de Cautela desde la perspectiva del usuario final autorizado.</w:t>
+        <w:t>Documentar el uso operativo del módulo Tipos de Listas de Cautela desde la perspectiva del usuario final autorizado.</w:t>
       </w:r>
     </w:p>
     <w:p>
@@ -350,7 +350,7 @@
         <w:pStyle w:val="ListNumber"/>
       </w:pPr>
       <w:r>
-        <w:t>Crear o editar descripcion/cantidad de columnas.</w:t>
+        <w:t>Crear o editar descripción/cantidad de columnas.</w:t>
       </w:r>
     </w:p>
     <w:p>
@@ -413,7 +413,7 @@
                 <w:b/>
                 <w:sz w:val="18"/>
               </w:rPr>
-              <w:t>Modulo</w:t>
+              <w:t>Módulo</w:t>
             </w:r>
           </w:p>
         </w:tc>
@@ -430,7 +430,7 @@
                 <w:b/>
                 <w:sz w:val="18"/>
               </w:rPr>
-              <w:t>Proteccion</w:t>
+              <w:t>Protección</w:t>
             </w:r>
           </w:p>
         </w:tc>
@@ -464,7 +464,7 @@
                 <w:b w:val="0"/>
                 <w:sz w:val="18"/>
               </w:rPr>
-              <w:t>Modulo 6</w:t>
+              <w:t>Módulo 6</w:t>
             </w:r>
           </w:p>
         </w:tc>
@@ -522,7 +522,7 @@
                 <w:b/>
                 <w:sz w:val="18"/>
               </w:rPr>
-              <w:t>Metodo</w:t>
+              <w:t>Método</w:t>
             </w:r>
           </w:p>
         </w:tc>
@@ -800,7 +800,7 @@
         <w:pStyle w:val="ListBullet"/>
       </w:pPr>
       <w:r>
-        <w:t>Descripcion obligatoria.</w:t>
+        <w:t>Descripción obligatoria.</w:t>
       </w:r>
     </w:p>
     <w:p>
@@ -832,7 +832,7 @@
         <w:pStyle w:val="ListBullet"/>
       </w:pPr>
       <w:r>
-        <w:t>Creacion</w:t>
+        <w:t>Creación</w:t>
       </w:r>
     </w:p>
     <w:p>
@@ -840,7 +840,7 @@
         <w:pStyle w:val="ListBullet"/>
       </w:pPr>
       <w:r>
-        <w:t>Edicion</w:t>
+        <w:t>Edición</w:t>
       </w:r>
     </w:p>
     <w:p>
@@ -848,7 +848,7 @@
         <w:pStyle w:val="ListBullet"/>
       </w:pPr>
       <w:r>
-        <w:t>Eliminacion de tipo de lista</w:t>
+        <w:t>Eliminación de tipo de lista</w:t>
       </w:r>
     </w:p>
     <w:p>
@@ -908,7 +908,7 @@
           <w:color w:val="5A5A5A"/>
           <w:sz w:val="18"/>
         </w:rPr>
-        <w:t>Captura actualizada del modulo Tipos de Listas de Cautela tomada desde build local del frontend.</w:t>
+        <w:t>Captura actualizada del módulo Tipos de Listas de Cautela tomada desde build local del frontend.</w:t>
       </w:r>
     </w:p>
     <w:p>
@@ -932,7 +932,7 @@
         <w:pStyle w:val="ListBullet"/>
       </w:pPr>
       <w:r>
-        <w:t>Registrar aprobacion formal del usuario responsable en el control documental.</w:t>
+        <w:t>Registrar aprobación formal del usuario responsable en el control documental.</w:t>
       </w:r>
     </w:p>
     <w:sectPr>
@@ -959,7 +959,7 @@
         <w:color w:val="646464"/>
         <w:sz w:val="16"/>
       </w:rPr>
-      <w:t>Tipos de Listas de Cautela - Version Cliente | Version 1.0 | 30/06/2026</w:t>
+      <w:t>Tipos de Listas de Cautela - Versión Cliente | Versión 1.0 | 30/06/2026</w:t>
     </w:r>
   </w:p>
 </w:ftr>
@@ -977,7 +977,7 @@
         <w:color w:val="646464"/>
         <w:sz w:val="16"/>
       </w:rPr>
-      <w:t>SGRLA-IHSS | Documentacion modular</w:t>
+      <w:t>SGRLA-IHSS | Documentación modular</w:t>
     </w:r>
   </w:p>
 </w:hdr>
